--- a/documents/BMC_HSR/title_page_BMC_HSR_EN.docx
+++ b/documents/BMC_HSR/title_page_BMC_HSR_EN.docx
@@ -62,7 +62,7 @@
           <w:i/>
           <w:sz w:val="24"/>
         </w:rPr>
-        <w:t>Word count (main text, excluding abstract, references, tables and figures): approximately 3528 words</w:t>
+        <w:t>Word count (main text, excluding abstract, references, tables and figures): approximately 3543 words</w:t>
       </w:r>
     </w:p>
     <w:p>

--- a/documents/BMC_HSR/title_page_BMC_HSR_EN.docx
+++ b/documents/BMC_HSR/title_page_BMC_HSR_EN.docx
@@ -62,7 +62,7 @@
           <w:i/>
           <w:sz w:val="24"/>
         </w:rPr>
-        <w:t>Word count (main text, excluding abstract, references, tables and figures): approximately 3543 words</w:t>
+        <w:t>Word count (main text, excluding abstract, references, tables and figures): approximately 3558 words</w:t>
       </w:r>
     </w:p>
     <w:p>
@@ -72,7 +72,7 @@
           <w:i/>
           <w:sz w:val="24"/>
         </w:rPr>
-        <w:t>Tables: 2   Figures: 2   References: 21</w:t>
+        <w:t>Tables: 2   Figures: 2   References: 25</w:t>
       </w:r>
     </w:p>
     <w:p>
